--- a/_30_ADMIN__CHECKFRONT_GATLING_GUN_CHARGING.docx
+++ b/_30_ADMIN__CHECKFRONT_GATLING_GUN_CHARGING.docx
@@ -1350,692 +1350,78 @@
       </w:r>
     </w:p>
     <w:p>
-      <w:pPr>
-        <w:keepNext w:val="0"/>
-        <w:keepLines w:val="0"/>
-        <w:pageBreakBefore w:val="0"/>
-        <w:widowControl w:val="0"/>
-        <w:pBdr>
-          <w:top w:space="0" w:sz="0" w:val="nil"/>
-          <w:left w:space="0" w:sz="0" w:val="nil"/>
-          <w:bottom w:space="0" w:sz="0" w:val="nil"/>
-          <w:right w:space="0" w:sz="0" w:val="nil"/>
-          <w:between w:space="0" w:sz="0" w:val="nil"/>
-        </w:pBdr>
-        <w:shd w:fill="auto" w:val="clear"/>
-        <w:spacing w:after="0" w:before="0" w:line="276" w:lineRule="auto"/>
-        <w:ind w:left="0" w:right="0" w:firstLine="0"/>
-        <w:jc w:val="left"/>
-        <w:rPr>
-          <w:rFonts w:ascii="Arial" w:cs="Arial" w:eastAsia="Arial" w:hAnsi="Arial"/>
-          <w:b w:val="0"/>
-          <w:bCs w:val="0"/>
-          <w:i w:val="0"/>
-          <w:iCs w:val="0"/>
-          <w:smallCaps w:val="0"/>
-          <w:strike w:val="0"/>
-          <w:color w:val="000000"/>
-          <w:sz w:val="22"/>
-          <w:szCs w:val="22"/>
-          <w:u w:val="none"/>
-          <w:shd w:fill="auto" w:val="clear"/>
-          <w:vertAlign w:val="baseline"/>
-        </w:rPr>
-      </w:pPr>
-      <w:r>
-        <w:rPr>
-          <w:rFonts w:ascii="Arial" w:cs="Arial" w:eastAsia="Arial" w:hAnsi="Arial"/>
-          <w:b w:val="0"/>
-          <w:bCs w:val="0"/>
-          <w:i w:val="0"/>
-          <w:iCs w:val="0"/>
-          <w:smallCaps w:val="0"/>
-          <w:strike w:val="0"/>
-          <w:color w:val="000000"/>
-          <w:sz w:val="22"/>
-          <w:szCs w:val="22"/>
-          <w:u w:val="none"/>
-          <w:shd w:fill="auto" w:val="clear"/>
-          <w:vertAlign w:val="baseline"/>
-          <w:rtl w:val="0"/>
-        </w:rPr>
-        <w:t xml:space="preserve">*Gatling Gun Checkfront Charging Process*</w:t>
-      </w:r>
-    </w:p>
-    <w:p>
-      <w:pPr>
-        <w:keepNext w:val="0"/>
-        <w:keepLines w:val="0"/>
-        <w:pageBreakBefore w:val="0"/>
-        <w:widowControl w:val="0"/>
-        <w:pBdr>
-          <w:top w:space="0" w:sz="0" w:val="nil"/>
-          <w:left w:space="0" w:sz="0" w:val="nil"/>
-          <w:bottom w:space="0" w:sz="0" w:val="nil"/>
-          <w:right w:space="0" w:sz="0" w:val="nil"/>
-          <w:between w:space="0" w:sz="0" w:val="nil"/>
-        </w:pBdr>
-        <w:shd w:fill="auto" w:val="clear"/>
-        <w:spacing w:after="0" w:before="0" w:line="276" w:lineRule="auto"/>
-        <w:ind w:left="0" w:right="0" w:firstLine="0"/>
-        <w:jc w:val="left"/>
-        <w:rPr>
-          <w:rFonts w:ascii="Arial" w:cs="Arial" w:eastAsia="Arial" w:hAnsi="Arial"/>
-          <w:b w:val="0"/>
-          <w:bCs w:val="0"/>
-          <w:i w:val="0"/>
-          <w:iCs w:val="0"/>
-          <w:smallCaps w:val="0"/>
-          <w:strike w:val="0"/>
-          <w:color w:val="000000"/>
-          <w:sz w:val="22"/>
-          <w:szCs w:val="22"/>
-          <w:u w:val="none"/>
-          <w:shd w:fill="auto" w:val="clear"/>
-          <w:vertAlign w:val="baseline"/>
-        </w:rPr>
-      </w:pPr>
-      <w:r>
-        <w:rPr>
-          <w:rFonts w:ascii="Arial" w:cs="Arial" w:eastAsia="Arial" w:hAnsi="Arial"/>
-          <w:b w:val="0"/>
-          <w:bCs w:val="0"/>
-          <w:i w:val="0"/>
-          <w:iCs w:val="0"/>
-          <w:smallCaps w:val="0"/>
-          <w:strike w:val="0"/>
-          <w:color w:val="000000"/>
-          <w:sz w:val="22"/>
-          <w:szCs w:val="22"/>
-          <w:u w:val="none"/>
-          <w:shd w:fill="auto" w:val="clear"/>
-          <w:vertAlign w:val="baseline"/>
-          <w:rtl w:val="0"/>
-        </w:rPr>
-        <w:t xml:space="preserve">1. Find the guest booking in Checkfront.</w:t>
-      </w:r>
-    </w:p>
-    <w:p>
-      <w:pPr>
-        <w:keepNext w:val="0"/>
-        <w:keepLines w:val="0"/>
-        <w:pageBreakBefore w:val="0"/>
-        <w:widowControl w:val="0"/>
-        <w:pBdr>
-          <w:top w:space="0" w:sz="0" w:val="nil"/>
-          <w:left w:space="0" w:sz="0" w:val="nil"/>
-          <w:bottom w:space="0" w:sz="0" w:val="nil"/>
-          <w:right w:space="0" w:sz="0" w:val="nil"/>
-          <w:between w:space="0" w:sz="0" w:val="nil"/>
-        </w:pBdr>
-        <w:shd w:fill="auto" w:val="clear"/>
-        <w:spacing w:after="0" w:before="0" w:line="276" w:lineRule="auto"/>
-        <w:ind w:left="0" w:right="0" w:firstLine="0"/>
-        <w:jc w:val="left"/>
-        <w:rPr>
-          <w:rFonts w:ascii="Arial" w:cs="Arial" w:eastAsia="Arial" w:hAnsi="Arial"/>
-          <w:b w:val="0"/>
-          <w:bCs w:val="0"/>
-          <w:i w:val="0"/>
-          <w:iCs w:val="0"/>
-          <w:smallCaps w:val="0"/>
-          <w:strike w:val="0"/>
-          <w:color w:val="000000"/>
-          <w:sz w:val="22"/>
-          <w:szCs w:val="22"/>
-          <w:u w:val="none"/>
-          <w:shd w:fill="auto" w:val="clear"/>
-          <w:vertAlign w:val="baseline"/>
-        </w:rPr>
-      </w:pPr>
-      <w:r>
-        <w:rPr>
-          <w:rFonts w:ascii="Arial" w:cs="Arial" w:eastAsia="Arial" w:hAnsi="Arial"/>
-          <w:b w:val="0"/>
-          <w:bCs w:val="0"/>
-          <w:i w:val="0"/>
-          <w:iCs w:val="0"/>
-          <w:smallCaps w:val="0"/>
-          <w:strike w:val="0"/>
-          <w:color w:val="000000"/>
-          <w:sz w:val="22"/>
-          <w:szCs w:val="22"/>
-          <w:u w:val="none"/>
-          <w:shd w:fill="auto" w:val="clear"/>
-          <w:vertAlign w:val="baseline"/>
-          <w:rtl w:val="0"/>
-        </w:rPr>
-        <w:t xml:space="preserve">2. Click Edit for that booking.</w:t>
-      </w:r>
-    </w:p>
-    <w:p>
-      <w:pPr>
-        <w:keepNext w:val="0"/>
-        <w:keepLines w:val="0"/>
-        <w:pageBreakBefore w:val="0"/>
-        <w:widowControl w:val="0"/>
-        <w:pBdr>
-          <w:top w:space="0" w:sz="0" w:val="nil"/>
-          <w:left w:space="0" w:sz="0" w:val="nil"/>
-          <w:bottom w:space="0" w:sz="0" w:val="nil"/>
-          <w:right w:space="0" w:sz="0" w:val="nil"/>
-          <w:between w:space="0" w:sz="0" w:val="nil"/>
-        </w:pBdr>
-        <w:shd w:fill="auto" w:val="clear"/>
-        <w:spacing w:after="0" w:before="0" w:line="276" w:lineRule="auto"/>
-        <w:ind w:left="0" w:right="0" w:firstLine="0"/>
-        <w:jc w:val="left"/>
-        <w:rPr>
-          <w:rFonts w:ascii="Arial" w:cs="Arial" w:eastAsia="Arial" w:hAnsi="Arial"/>
-          <w:b w:val="0"/>
-          <w:bCs w:val="0"/>
-          <w:i w:val="0"/>
-          <w:iCs w:val="0"/>
-          <w:smallCaps w:val="0"/>
-          <w:strike w:val="0"/>
-          <w:color w:val="000000"/>
-          <w:sz w:val="22"/>
-          <w:szCs w:val="22"/>
-          <w:u w:val="none"/>
-          <w:shd w:fill="auto" w:val="clear"/>
-          <w:vertAlign w:val="baseline"/>
-        </w:rPr>
-      </w:pPr>
-      <w:r>
-        <w:rPr>
-          <w:rFonts w:ascii="Arial" w:cs="Arial" w:eastAsia="Arial" w:hAnsi="Arial"/>
-          <w:b w:val="0"/>
-          <w:bCs w:val="0"/>
-          <w:i w:val="0"/>
-          <w:iCs w:val="0"/>
-          <w:smallCaps w:val="0"/>
-          <w:strike w:val="0"/>
-          <w:color w:val="000000"/>
-          <w:sz w:val="22"/>
-          <w:szCs w:val="22"/>
-          <w:u w:val="none"/>
-          <w:shd w:fill="auto" w:val="clear"/>
-          <w:vertAlign w:val="baseline"/>
-          <w:rtl w:val="0"/>
-        </w:rPr>
-        <w:t xml:space="preserve">3. Select Add Item.</w:t>
-      </w:r>
-    </w:p>
-    <w:p>
-      <w:pPr>
-        <w:keepNext w:val="0"/>
-        <w:keepLines w:val="0"/>
-        <w:pageBreakBefore w:val="0"/>
-        <w:widowControl w:val="0"/>
-        <w:pBdr>
-          <w:top w:space="0" w:sz="0" w:val="nil"/>
-          <w:left w:space="0" w:sz="0" w:val="nil"/>
-          <w:bottom w:space="0" w:sz="0" w:val="nil"/>
-          <w:right w:space="0" w:sz="0" w:val="nil"/>
-          <w:between w:space="0" w:sz="0" w:val="nil"/>
-        </w:pBdr>
-        <w:shd w:fill="auto" w:val="clear"/>
-        <w:spacing w:after="0" w:before="0" w:line="276" w:lineRule="auto"/>
-        <w:ind w:left="0" w:right="0" w:firstLine="0"/>
-        <w:jc w:val="left"/>
-        <w:rPr>
-          <w:rFonts w:ascii="Arial" w:cs="Arial" w:eastAsia="Arial" w:hAnsi="Arial"/>
-          <w:b w:val="0"/>
-          <w:bCs w:val="0"/>
-          <w:i w:val="0"/>
-          <w:iCs w:val="0"/>
-          <w:smallCaps w:val="0"/>
-          <w:strike w:val="0"/>
-          <w:color w:val="000000"/>
-          <w:sz w:val="22"/>
-          <w:szCs w:val="22"/>
-          <w:u w:val="none"/>
-          <w:shd w:fill="auto" w:val="clear"/>
-          <w:vertAlign w:val="baseline"/>
-        </w:rPr>
-      </w:pPr>
-      <w:r>
-        <w:rPr>
-          <w:rFonts w:ascii="Arial" w:cs="Arial" w:eastAsia="Arial" w:hAnsi="Arial"/>
-          <w:b w:val="0"/>
-          <w:bCs w:val="0"/>
-          <w:i w:val="0"/>
-          <w:iCs w:val="0"/>
-          <w:smallCaps w:val="0"/>
-          <w:strike w:val="0"/>
-          <w:color w:val="000000"/>
-          <w:sz w:val="22"/>
-          <w:szCs w:val="22"/>
-          <w:u w:val="none"/>
-          <w:shd w:fill="auto" w:val="clear"/>
-          <w:vertAlign w:val="baseline"/>
-          <w:rtl w:val="0"/>
-        </w:rPr>
-        <w:t xml:space="preserve">4. In the Category dropdown, select Virtual Weapon.</w:t>
-      </w:r>
-    </w:p>
-    <w:p>
-      <w:pPr>
-        <w:keepNext w:val="0"/>
-        <w:keepLines w:val="0"/>
-        <w:pageBreakBefore w:val="0"/>
-        <w:widowControl w:val="0"/>
-        <w:pBdr>
-          <w:top w:space="0" w:sz="0" w:val="nil"/>
-          <w:left w:space="0" w:sz="0" w:val="nil"/>
-          <w:bottom w:space="0" w:sz="0" w:val="nil"/>
-          <w:right w:space="0" w:sz="0" w:val="nil"/>
-          <w:between w:space="0" w:sz="0" w:val="nil"/>
-        </w:pBdr>
-        <w:shd w:fill="auto" w:val="clear"/>
-        <w:spacing w:after="0" w:before="0" w:line="276" w:lineRule="auto"/>
-        <w:ind w:left="0" w:right="0" w:firstLine="0"/>
-        <w:jc w:val="left"/>
-        <w:rPr>
-          <w:rFonts w:ascii="Arial" w:cs="Arial" w:eastAsia="Arial" w:hAnsi="Arial"/>
-          <w:b w:val="0"/>
-          <w:bCs w:val="0"/>
-          <w:i w:val="0"/>
-          <w:iCs w:val="0"/>
-          <w:smallCaps w:val="0"/>
-          <w:strike w:val="0"/>
-          <w:color w:val="000000"/>
-          <w:sz w:val="22"/>
-          <w:szCs w:val="22"/>
-          <w:u w:val="none"/>
-          <w:shd w:fill="auto" w:val="clear"/>
-          <w:vertAlign w:val="baseline"/>
-        </w:rPr>
-      </w:pPr>
-      <w:r>
-        <w:rPr>
-          <w:rFonts w:ascii="Arial" w:cs="Arial" w:eastAsia="Arial" w:hAnsi="Arial"/>
-          <w:b w:val="0"/>
-          <w:bCs w:val="0"/>
-          <w:i w:val="0"/>
-          <w:iCs w:val="0"/>
-          <w:smallCaps w:val="0"/>
-          <w:strike w:val="0"/>
-          <w:color w:val="000000"/>
-          <w:sz w:val="22"/>
-          <w:szCs w:val="22"/>
-          <w:u w:val="none"/>
-          <w:shd w:fill="auto" w:val="clear"/>
-          <w:vertAlign w:val="baseline"/>
-          <w:rtl w:val="0"/>
-        </w:rPr>
-        <w:t xml:space="preserve">5. Choose Gatling Gun. The current price will display. Adjust the quantity as needed.</w:t>
-      </w:r>
-    </w:p>
-    <w:p>
-      <w:pPr>
-        <w:keepNext w:val="0"/>
-        <w:keepLines w:val="0"/>
-        <w:pageBreakBefore w:val="0"/>
-        <w:widowControl w:val="0"/>
-        <w:pBdr>
-          <w:top w:space="0" w:sz="0" w:val="nil"/>
-          <w:left w:space="0" w:sz="0" w:val="nil"/>
-          <w:bottom w:space="0" w:sz="0" w:val="nil"/>
-          <w:right w:space="0" w:sz="0" w:val="nil"/>
-          <w:between w:space="0" w:sz="0" w:val="nil"/>
-        </w:pBdr>
-        <w:shd w:fill="auto" w:val="clear"/>
-        <w:spacing w:after="0" w:before="0" w:line="276" w:lineRule="auto"/>
-        <w:ind w:left="0" w:right="0" w:firstLine="0"/>
-        <w:jc w:val="left"/>
-        <w:rPr>
-          <w:rFonts w:ascii="Arial" w:cs="Arial" w:eastAsia="Arial" w:hAnsi="Arial"/>
-          <w:b w:val="0"/>
-          <w:bCs w:val="0"/>
-          <w:i w:val="0"/>
-          <w:iCs w:val="0"/>
-          <w:smallCaps w:val="0"/>
-          <w:strike w:val="0"/>
-          <w:color w:val="000000"/>
-          <w:sz w:val="22"/>
-          <w:szCs w:val="22"/>
-          <w:u w:val="none"/>
-          <w:shd w:fill="auto" w:val="clear"/>
-          <w:vertAlign w:val="baseline"/>
-        </w:rPr>
-      </w:pPr>
-      <w:r>
-        <w:rPr>
-          <w:rFonts w:ascii="Arial" w:cs="Arial" w:eastAsia="Arial" w:hAnsi="Arial"/>
-          <w:b w:val="0"/>
-          <w:bCs w:val="0"/>
-          <w:i w:val="0"/>
-          <w:iCs w:val="0"/>
-          <w:smallCaps w:val="0"/>
-          <w:strike w:val="0"/>
-          <w:color w:val="000000"/>
-          <w:sz w:val="22"/>
-          <w:szCs w:val="22"/>
-          <w:u w:val="none"/>
-          <w:shd w:fill="auto" w:val="clear"/>
-          <w:vertAlign w:val="baseline"/>
-          <w:rtl w:val="0"/>
-        </w:rPr>
-        <w:t xml:space="preserve">6. Select Tax Experience.</w:t>
-      </w:r>
-    </w:p>
-    <w:p>
-      <w:pPr>
-        <w:keepNext w:val="0"/>
-        <w:keepLines w:val="0"/>
-        <w:pageBreakBefore w:val="0"/>
-        <w:widowControl w:val="0"/>
-        <w:pBdr>
-          <w:top w:space="0" w:sz="0" w:val="nil"/>
-          <w:left w:space="0" w:sz="0" w:val="nil"/>
-          <w:bottom w:space="0" w:sz="0" w:val="nil"/>
-          <w:right w:space="0" w:sz="0" w:val="nil"/>
-          <w:between w:space="0" w:sz="0" w:val="nil"/>
-        </w:pBdr>
-        <w:shd w:fill="auto" w:val="clear"/>
-        <w:spacing w:after="0" w:before="0" w:line="276" w:lineRule="auto"/>
-        <w:ind w:left="0" w:right="0" w:firstLine="0"/>
-        <w:jc w:val="left"/>
-        <w:rPr>
-          <w:rFonts w:ascii="Arial" w:cs="Arial" w:eastAsia="Arial" w:hAnsi="Arial"/>
-          <w:b w:val="0"/>
-          <w:bCs w:val="0"/>
-          <w:i w:val="0"/>
-          <w:iCs w:val="0"/>
-          <w:smallCaps w:val="0"/>
-          <w:strike w:val="0"/>
-          <w:color w:val="000000"/>
-          <w:sz w:val="22"/>
-          <w:szCs w:val="22"/>
-          <w:u w:val="none"/>
-          <w:shd w:fill="auto" w:val="clear"/>
-          <w:vertAlign w:val="baseline"/>
-        </w:rPr>
-      </w:pPr>
-      <w:r>
-        <w:rPr>
-          <w:rFonts w:ascii="Arial" w:cs="Arial" w:eastAsia="Arial" w:hAnsi="Arial"/>
-          <w:b w:val="0"/>
-          <w:bCs w:val="0"/>
-          <w:i w:val="0"/>
-          <w:iCs w:val="0"/>
-          <w:smallCaps w:val="0"/>
-          <w:strike w:val="0"/>
-          <w:color w:val="000000"/>
-          <w:sz w:val="22"/>
-          <w:szCs w:val="22"/>
-          <w:u w:val="none"/>
-          <w:shd w:fill="auto" w:val="clear"/>
-          <w:vertAlign w:val="baseline"/>
-          <w:rtl w:val="0"/>
-        </w:rPr>
-        <w:t xml:space="preserve">7. Click Save.</w:t>
-      </w:r>
-    </w:p>
-    <w:p>
-      <w:pPr>
-        <w:keepNext w:val="0"/>
-        <w:keepLines w:val="0"/>
-        <w:pageBreakBefore w:val="0"/>
-        <w:widowControl w:val="0"/>
-        <w:pBdr>
-          <w:top w:space="0" w:sz="0" w:val="nil"/>
-          <w:left w:space="0" w:sz="0" w:val="nil"/>
-          <w:bottom w:space="0" w:sz="0" w:val="nil"/>
-          <w:right w:space="0" w:sz="0" w:val="nil"/>
-          <w:between w:space="0" w:sz="0" w:val="nil"/>
-        </w:pBdr>
-        <w:shd w:fill="auto" w:val="clear"/>
-        <w:spacing w:after="0" w:before="0" w:line="276" w:lineRule="auto"/>
-        <w:ind w:left="0" w:right="0" w:firstLine="0"/>
-        <w:jc w:val="left"/>
-        <w:rPr>
-          <w:rFonts w:ascii="Arial" w:cs="Arial" w:eastAsia="Arial" w:hAnsi="Arial"/>
-          <w:b w:val="0"/>
-          <w:bCs w:val="0"/>
-          <w:i w:val="0"/>
-          <w:iCs w:val="0"/>
-          <w:smallCaps w:val="0"/>
-          <w:strike w:val="0"/>
-          <w:color w:val="000000"/>
-          <w:sz w:val="22"/>
-          <w:szCs w:val="22"/>
-          <w:u w:val="none"/>
-          <w:shd w:fill="auto" w:val="clear"/>
-          <w:vertAlign w:val="baseline"/>
-        </w:rPr>
-      </w:pPr>
-      <w:r>
-        <w:rPr>
-          <w:rFonts w:ascii="Arial" w:cs="Arial" w:eastAsia="Arial" w:hAnsi="Arial"/>
-          <w:b w:val="0"/>
-          <w:bCs w:val="0"/>
-          <w:i w:val="0"/>
-          <w:iCs w:val="0"/>
-          <w:smallCaps w:val="0"/>
-          <w:strike w:val="0"/>
-          <w:color w:val="000000"/>
-          <w:sz w:val="22"/>
-          <w:szCs w:val="22"/>
-          <w:u w:val="none"/>
-          <w:shd w:fill="auto" w:val="clear"/>
-          <w:vertAlign w:val="baseline"/>
-          <w:rtl w:val="0"/>
-        </w:rPr>
-        <w:t xml:space="preserve">8. After adding the item, the invoice status changes from Paid to Deposit.</w:t>
-      </w:r>
-    </w:p>
-    <w:p>
-      <w:pPr>
-        <w:keepNext w:val="0"/>
-        <w:keepLines w:val="0"/>
-        <w:pageBreakBefore w:val="0"/>
-        <w:widowControl w:val="0"/>
-        <w:pBdr>
-          <w:top w:space="0" w:sz="0" w:val="nil"/>
-          <w:left w:space="0" w:sz="0" w:val="nil"/>
-          <w:bottom w:space="0" w:sz="0" w:val="nil"/>
-          <w:right w:space="0" w:sz="0" w:val="nil"/>
-          <w:between w:space="0" w:sz="0" w:val="nil"/>
-        </w:pBdr>
-        <w:shd w:fill="auto" w:val="clear"/>
-        <w:spacing w:after="0" w:before="0" w:line="276" w:lineRule="auto"/>
-        <w:ind w:left="0" w:right="0" w:firstLine="0"/>
-        <w:jc w:val="left"/>
-        <w:rPr>
-          <w:rFonts w:ascii="Arial" w:cs="Arial" w:eastAsia="Arial" w:hAnsi="Arial"/>
-          <w:b w:val="0"/>
-          <w:bCs w:val="0"/>
-          <w:i w:val="0"/>
-          <w:iCs w:val="0"/>
-          <w:smallCaps w:val="0"/>
-          <w:strike w:val="0"/>
-          <w:color w:val="000000"/>
-          <w:sz w:val="22"/>
-          <w:szCs w:val="22"/>
-          <w:u w:val="none"/>
-          <w:shd w:fill="auto" w:val="clear"/>
-          <w:vertAlign w:val="baseline"/>
-        </w:rPr>
-      </w:pPr>
-      <w:r>
-        <w:rPr>
-          <w:rFonts w:ascii="Arial" w:cs="Arial" w:eastAsia="Arial" w:hAnsi="Arial"/>
-          <w:b w:val="0"/>
-          <w:bCs w:val="0"/>
-          <w:i w:val="0"/>
-          <w:iCs w:val="0"/>
-          <w:smallCaps w:val="0"/>
-          <w:strike w:val="0"/>
-          <w:color w:val="000000"/>
-          <w:sz w:val="22"/>
-          <w:szCs w:val="22"/>
-          <w:u w:val="none"/>
-          <w:shd w:fill="auto" w:val="clear"/>
-          <w:vertAlign w:val="baseline"/>
-          <w:rtl w:val="0"/>
-        </w:rPr>
-        <w:t xml:space="preserve">9. To complete payment: tap Pay Now. The payment pop-up will appear.</w:t>
-      </w:r>
-    </w:p>
-    <w:p>
-      <w:pPr>
-        <w:keepNext w:val="0"/>
-        <w:keepLines w:val="0"/>
-        <w:pageBreakBefore w:val="0"/>
-        <w:widowControl w:val="0"/>
-        <w:pBdr>
-          <w:top w:space="0" w:sz="0" w:val="nil"/>
-          <w:left w:space="0" w:sz="0" w:val="nil"/>
-          <w:bottom w:space="0" w:sz="0" w:val="nil"/>
-          <w:right w:space="0" w:sz="0" w:val="nil"/>
-          <w:between w:space="0" w:sz="0" w:val="nil"/>
-        </w:pBdr>
-        <w:shd w:fill="auto" w:val="clear"/>
-        <w:spacing w:after="0" w:before="0" w:line="276" w:lineRule="auto"/>
-        <w:ind w:left="0" w:right="0" w:firstLine="0"/>
-        <w:jc w:val="left"/>
-        <w:rPr>
-          <w:rFonts w:ascii="Arial" w:cs="Arial" w:eastAsia="Arial" w:hAnsi="Arial"/>
-          <w:b w:val="0"/>
-          <w:bCs w:val="0"/>
-          <w:i w:val="0"/>
-          <w:iCs w:val="0"/>
-          <w:smallCaps w:val="0"/>
-          <w:strike w:val="0"/>
-          <w:color w:val="000000"/>
-          <w:sz w:val="22"/>
-          <w:szCs w:val="22"/>
-          <w:u w:val="none"/>
-          <w:shd w:fill="auto" w:val="clear"/>
-          <w:vertAlign w:val="baseline"/>
-        </w:rPr>
-      </w:pPr>
-      <w:r>
-        <w:rPr>
-          <w:rFonts w:ascii="Arial" w:cs="Arial" w:eastAsia="Arial" w:hAnsi="Arial"/>
-          <w:b w:val="0"/>
-          <w:bCs w:val="0"/>
-          <w:i w:val="0"/>
-          <w:iCs w:val="0"/>
-          <w:smallCaps w:val="0"/>
-          <w:strike w:val="0"/>
-          <w:color w:val="000000"/>
-          <w:sz w:val="22"/>
-          <w:szCs w:val="22"/>
-          <w:u w:val="none"/>
-          <w:shd w:fill="auto" w:val="clear"/>
-          <w:vertAlign w:val="baseline"/>
-          <w:rtl w:val="0"/>
-        </w:rPr>
-        <w:t xml:space="preserve">   - If the guest paid by credit or debit card: information is auto-filled. Select Process to complete payment.</w:t>
-      </w:r>
-    </w:p>
-    <w:p>
-      <w:pPr>
-        <w:keepNext w:val="0"/>
-        <w:keepLines w:val="0"/>
-        <w:pageBreakBefore w:val="0"/>
-        <w:widowControl w:val="0"/>
-        <w:pBdr>
-          <w:top w:space="0" w:sz="0" w:val="nil"/>
-          <w:left w:space="0" w:sz="0" w:val="nil"/>
-          <w:bottom w:space="0" w:sz="0" w:val="nil"/>
-          <w:right w:space="0" w:sz="0" w:val="nil"/>
-          <w:between w:space="0" w:sz="0" w:val="nil"/>
-        </w:pBdr>
-        <w:shd w:fill="auto" w:val="clear"/>
-        <w:spacing w:after="0" w:before="0" w:line="276" w:lineRule="auto"/>
-        <w:ind w:left="0" w:right="0" w:firstLine="0"/>
-        <w:jc w:val="left"/>
-        <w:rPr>
-          <w:rFonts w:ascii="Arial" w:cs="Arial" w:eastAsia="Arial" w:hAnsi="Arial"/>
-          <w:b w:val="0"/>
-          <w:bCs w:val="0"/>
-          <w:i w:val="0"/>
-          <w:iCs w:val="0"/>
-          <w:smallCaps w:val="0"/>
-          <w:strike w:val="0"/>
-          <w:color w:val="000000"/>
-          <w:sz w:val="22"/>
-          <w:szCs w:val="22"/>
-          <w:u w:val="none"/>
-          <w:shd w:fill="auto" w:val="clear"/>
-          <w:vertAlign w:val="baseline"/>
-        </w:rPr>
-      </w:pPr>
-      <w:r>
-        <w:rPr>
-          <w:rFonts w:ascii="Arial" w:cs="Arial" w:eastAsia="Arial" w:hAnsi="Arial"/>
-          <w:b w:val="0"/>
-          <w:bCs w:val="0"/>
-          <w:i w:val="0"/>
-          <w:iCs w:val="0"/>
-          <w:smallCaps w:val="0"/>
-          <w:strike w:val="0"/>
-          <w:color w:val="000000"/>
-          <w:sz w:val="22"/>
-          <w:szCs w:val="22"/>
-          <w:u w:val="none"/>
-          <w:shd w:fill="auto" w:val="clear"/>
-          <w:vertAlign w:val="baseline"/>
-          <w:rtl w:val="0"/>
-        </w:rPr>
-        <w:t xml:space="preserve">   - If the guest paid by Apple Pay or Google Pay: you will need to input their payment information manually.</w:t>
-      </w:r>
-    </w:p>
-    <w:p>
-      <w:pPr>
-        <w:keepNext w:val="0"/>
-        <w:keepLines w:val="0"/>
-        <w:pageBreakBefore w:val="0"/>
-        <w:widowControl w:val="0"/>
-        <w:pBdr>
-          <w:top w:space="0" w:sz="0" w:val="nil"/>
-          <w:left w:space="0" w:sz="0" w:val="nil"/>
-          <w:bottom w:space="0" w:sz="0" w:val="nil"/>
-          <w:right w:space="0" w:sz="0" w:val="nil"/>
-          <w:between w:space="0" w:sz="0" w:val="nil"/>
-        </w:pBdr>
-        <w:shd w:fill="auto" w:val="clear"/>
-        <w:spacing w:after="0" w:before="0" w:line="276" w:lineRule="auto"/>
-        <w:ind w:left="0" w:right="0" w:firstLine="0"/>
-        <w:jc w:val="left"/>
-        <w:rPr>
-          <w:rFonts w:ascii="Arial" w:cs="Arial" w:eastAsia="Arial" w:hAnsi="Arial"/>
-          <w:b w:val="0"/>
-          <w:bCs w:val="0"/>
-          <w:i w:val="0"/>
-          <w:iCs w:val="0"/>
-          <w:smallCaps w:val="0"/>
-          <w:strike w:val="0"/>
-          <w:color w:val="000000"/>
-          <w:sz w:val="22"/>
-          <w:szCs w:val="22"/>
-          <w:u w:val="none"/>
-          <w:shd w:fill="auto" w:val="clear"/>
-          <w:vertAlign w:val="baseline"/>
-        </w:rPr>
-      </w:pPr>
-      <w:r>
-        <w:rPr>
-          <w:rFonts w:ascii="Arial" w:cs="Arial" w:eastAsia="Arial" w:hAnsi="Arial"/>
-          <w:b w:val="0"/>
-          <w:bCs w:val="0"/>
-          <w:i w:val="0"/>
-          <w:iCs w:val="0"/>
-          <w:smallCaps w:val="0"/>
-          <w:strike w:val="0"/>
-          <w:color w:val="000000"/>
-          <w:sz w:val="22"/>
-          <w:szCs w:val="22"/>
-          <w:u w:val="none"/>
-          <w:shd w:fill="auto" w:val="clear"/>
-          <w:vertAlign w:val="baseline"/>
-          <w:rtl w:val="0"/>
-        </w:rPr>
-        <w:t xml:space="preserve">10. Once the status changes from Deposit to Paid, the process is complete.</w:t>
+      <w:r>
+        <w:t>*Adding a Back-to-Back or Second Experience*</w:t>
+      </w:r>
+    </w:p>
+    <w:p>
+      <w:r>
+        <w:t>A back-to-back (or any additional experience) is NOT an add-on item. It requires its own booking.</w:t>
+      </w:r>
+    </w:p>
+    <w:p>
+      <w:r>
+        <w:t>*Rule*</w:t>
+      </w:r>
+    </w:p>
+    <w:p>
+      <w:r>
+        <w:t>- Even if the guest has already played their first experience, you must create a NEW booking for the second experience.</w:t>
+      </w:r>
+    </w:p>
+    <w:p>
+      <w:r>
+        <w:t>- A new booking generates a new booking ID. Adding the experience to the existing booking does NOT generate a new ID.</w:t>
+      </w:r>
+    </w:p>
+    <w:p>
+      <w:r>
+        <w:t>- Without a new booking ID, the second experience will NOT appear on the check-in iPads or in Silica.</w:t>
+      </w:r>
+    </w:p>
+    <w:p>
+      <w:r>
+        <w:t>*How to do it*</w:t>
+      </w:r>
+    </w:p>
+    <w:p>
+      <w:r>
+        <w:t>1. Click the Bookings tab, then New Booking.</w:t>
+      </w:r>
+    </w:p>
+    <w:p>
+      <w:r>
+        <w:t>2. Select the date, session type, experience, time slot, and guest count.</w:t>
+      </w:r>
+    </w:p>
+    <w:p>
+      <w:r>
+        <w:t>3. Apply any valid promo code only if confirmed active by your Ops Leader.</w:t>
+      </w:r>
+    </w:p>
+    <w:p>
+      <w:r>
+        <w:t>4. Enter guest details and confirm accuracy.</w:t>
+      </w:r>
+    </w:p>
+    <w:p>
+      <w:r>
+        <w:t>5. Select Pay Now and Process payment immediately. Never leave in Reserved status.</w:t>
+      </w:r>
+    </w:p>
+    <w:p>
+      <w:r>
+        <w:t>*DO NOT*</w:t>
+      </w:r>
+    </w:p>
+    <w:p>
+      <w:r>
+        <w:t>- DO NOT add a back-to-back or any second experience to an existing booking. It will not generate a new booking ID and will not appear on the check-in iPads or in Silica. Create a new booking instead.</w:t>
+      </w:r>
+    </w:p>
+    <w:p>
+      <w:r>
+        <w:t>- DO NOT invent or apply a back-to-back discount/promo code. Confirm any active code with your Ops Leader.</w:t>
       </w:r>
     </w:p>
     <w:p>
